--- a/teacher/04-ai/04-ai-ethics/worksheet-04-04-ai-ethics-cards.docx
+++ b/teacher/04-ai/04-ai-ethics/worksheet-04-04-ai-ethics-cards.docx
@@ -4,114 +4,116 @@
   <w:body>
     <w:p>
       <w:pPr>
-        <w:spacing w:before="0" w:after="40"/>
+        <w:spacing w:after="100"/>
       </w:pPr>
       <w:r>
         <w:rPr>
-          <w:rFonts w:ascii="맑은 고딕" w:hAnsi="맑은 고딕" w:eastAsia="맑은 고딕"/>
+          <w:rFonts w:ascii="Malgun Gothic" w:hAnsi="Malgun Gothic" w:eastAsia="Malgun Gothic" w:cs="Malgun Gothic"/>
           <w:b/>
-          <w:sz w:val="26"/>
-          <w:u w:val="none"/>
+          <w:sz w:val="36"/>
         </w:rPr>
         <w:t>방안 카드 — 오려서 쓰는 인쇄물</w:t>
       </w:r>
     </w:p>
     <w:p>
       <w:pPr>
-        <w:spacing w:before="0" w:after="40"/>
+        <w:spacing w:after="80"/>
       </w:pPr>
       <w:r>
         <w:rPr>
-          <w:rFonts w:ascii="맑은 고딕" w:hAnsi="맑은 고딕" w:eastAsia="맑은 고딕"/>
-          <w:b w:val="0"/>
-          <w:sz w:val="20"/>
-          <w:u w:val="none"/>
+          <w:rFonts w:ascii="Malgun Gothic" w:hAnsi="Malgun Gothic" w:eastAsia="Malgun Gothic" w:cs="Malgun Gothic"/>
+          <w:b/>
+          <w:color w:val="1D4ED8"/>
+          <w:sz w:val="21"/>
         </w:rPr>
-        <w:t>모둠 수만큼 인쇄하세요 (학생 수가 아닙니다). 여섯 칸을 미리 오려 한 묶음으로 묶어 두면 활동 2가 밀리지 않습니다.</w:t>
+        <w:t>모둠 수만큼 인쇄하세요 — 학생 수가 아닙니다.</w:t>
       </w:r>
     </w:p>
     <w:p>
       <w:pPr>
-        <w:spacing w:before="0" w:after="80"/>
+        <w:spacing w:after="90"/>
       </w:pPr>
       <w:r>
         <w:rPr>
-          <w:rFonts w:ascii="맑은 고딕" w:hAnsi="맑은 고딕" w:eastAsia="맑은 고딕"/>
-          <w:b/>
+          <w:rFonts w:ascii="Malgun Gothic" w:hAnsi="Malgun Gothic" w:eastAsia="Malgun Gothic" w:cs="Malgun Gothic"/>
+          <w:b w:val="0"/>
+          <w:color w:val="64748B"/>
           <w:sz w:val="20"/>
-          <w:u w:val="none"/>
         </w:rPr>
-        <w:t>맨 마지막 빈 카드는 따로 빼 두고, 다섯 장을 다 따진 모둠에게만 건네주세요.</w:t>
+        <w:t>여섯 칸을 미리 오려 한 묶음으로 묶어 두면 활동 2가 밀리지 않습니다. 맨 마지막 빈 카드는 따로 빼 두고, 다섯 장을 다 따진 모둠에게만 건네주세요.</w:t>
       </w:r>
     </w:p>
     <w:tbl>
       <w:tblPr>
-        <w:tblW w:type="auto" w:w="0"/>
+        <w:tblW w:type="dxa" w:w="9300"/>
         <w:tblLayout w:type="fixed"/>
         <w:tblLook w:firstColumn="1" w:firstRow="1" w:lastColumn="0" w:lastRow="0" w:noHBand="0" w:noVBand="1" w:val="04A0"/>
         <w:tblBorders>
-          <w:top w:val="single" w:sz="8" w:color="auto"/>
-          <w:left w:val="single" w:sz="8" w:color="auto"/>
-          <w:bottom w:val="single" w:sz="8" w:color="auto"/>
-          <w:right w:val="single" w:sz="8" w:color="auto"/>
-          <w:insideH w:val="single" w:sz="8" w:color="auto"/>
-          <w:insideV w:val="single" w:sz="8" w:color="auto"/>
+          <w:top w:val="single" w:color="auto" w:sz="4"/>
+          <w:left w:val="single" w:color="auto" w:sz="4"/>
+          <w:bottom w:val="single" w:color="auto" w:sz="4"/>
+          <w:right w:val="single" w:color="auto" w:sz="4"/>
+          <w:insideH w:val="single" w:color="auto" w:sz="4"/>
+          <w:insideV w:val="single" w:color="auto" w:sz="4"/>
         </w:tblBorders>
       </w:tblPr>
       <w:tblGrid>
-        <w:gridCol w:w="4950"/>
-        <w:gridCol w:w="4950"/>
+        <w:gridCol w:w="4650"/>
+        <w:gridCol w:w="4650"/>
       </w:tblGrid>
       <w:tr>
         <w:trPr>
-          <w:trHeight w:val="4100" w:hRule="atLeast"/>
+          <w:trHeight w:val="3900" w:hRule="atLeast"/>
         </w:trPr>
         <w:tc>
           <w:tcPr>
-            <w:tcW w:type="dxa" w:w="4950"/>
+            <w:tcW w:type="dxa" w:w="4650"/>
+            <w:tcMar>
+              <w:top w:type="dxa" w:w="90"/>
+              <w:left w:type="dxa" w:w="130"/>
+              <w:bottom w:type="dxa" w:w="90"/>
+              <w:right w:type="dxa" w:w="130"/>
+            </w:tcMar>
           </w:tcPr>
           <w:p>
             <w:pPr>
-              <w:spacing w:before="320" w:after="200"/>
+              <w:spacing w:before="280" w:after="160"/>
               <w:jc w:val="center"/>
             </w:pPr>
-            <w:r/>
             <w:r>
               <w:rPr>
-                <w:rFonts w:ascii="맑은 고딕" w:hAnsi="맑은 고딕" w:eastAsia="맑은 고딕"/>
+                <w:rFonts w:ascii="Malgun Gothic" w:hAnsi="Malgun Gothic" w:eastAsia="Malgun Gothic" w:cs="Malgun Gothic"/>
                 <w:b/>
+                <w:color w:val="1D4ED8"/>
                 <w:sz w:val="30"/>
-                <w:u w:val="none"/>
               </w:rPr>
               <w:t>카드 A</w:t>
             </w:r>
           </w:p>
           <w:p>
             <w:pPr>
-              <w:spacing w:before="40" w:after="40"/>
+              <w:spacing w:after="20"/>
               <w:jc w:val="center"/>
             </w:pPr>
             <w:r>
               <w:rPr>
-                <w:rFonts w:ascii="맑은 고딕" w:hAnsi="맑은 고딕" w:eastAsia="맑은 고딕"/>
+                <w:rFonts w:ascii="Malgun Gothic" w:hAnsi="Malgun Gothic" w:eastAsia="Malgun Gothic" w:cs="Malgun Gothic"/>
                 <w:b w:val="0"/>
                 <w:sz w:val="26"/>
-                <w:u w:val="none"/>
               </w:rPr>
               <w:t>학기 말에 전부 지운다.</w:t>
             </w:r>
           </w:p>
           <w:p>
             <w:pPr>
-              <w:spacing w:before="40" w:after="40"/>
+              <w:spacing w:after="20"/>
               <w:jc w:val="center"/>
             </w:pPr>
             <w:r>
               <w:rPr>
-                <w:rFonts w:ascii="맑은 고딕" w:hAnsi="맑은 고딕" w:eastAsia="맑은 고딕"/>
+                <w:rFonts w:ascii="Malgun Gothic" w:hAnsi="Malgun Gothic" w:eastAsia="Malgun Gothic" w:cs="Malgun Gothic"/>
                 <w:b w:val="0"/>
                 <w:sz w:val="26"/>
-                <w:u w:val="none"/>
               </w:rPr>
               <w:t>다음 학년은 처음부터 새로 만든다.</w:t>
             </w:r>
@@ -119,50 +121,53 @@
         </w:tc>
         <w:tc>
           <w:tcPr>
-            <w:tcW w:type="dxa" w:w="4950"/>
+            <w:tcW w:type="dxa" w:w="4650"/>
+            <w:tcMar>
+              <w:top w:type="dxa" w:w="90"/>
+              <w:left w:type="dxa" w:w="130"/>
+              <w:bottom w:type="dxa" w:w="90"/>
+              <w:right w:type="dxa" w:w="130"/>
+            </w:tcMar>
           </w:tcPr>
           <w:p>
             <w:pPr>
-              <w:spacing w:before="320" w:after="200"/>
+              <w:spacing w:before="280" w:after="160"/>
               <w:jc w:val="center"/>
             </w:pPr>
-            <w:r/>
             <w:r>
               <w:rPr>
-                <w:rFonts w:ascii="맑은 고딕" w:hAnsi="맑은 고딕" w:eastAsia="맑은 고딕"/>
+                <w:rFonts w:ascii="Malgun Gothic" w:hAnsi="Malgun Gothic" w:eastAsia="Malgun Gothic" w:cs="Malgun Gothic"/>
                 <w:b/>
+                <w:color w:val="1D4ED8"/>
                 <w:sz w:val="30"/>
-                <w:u w:val="none"/>
               </w:rPr>
               <w:t>카드 B</w:t>
             </w:r>
           </w:p>
           <w:p>
             <w:pPr>
-              <w:spacing w:before="40" w:after="40"/>
+              <w:spacing w:after="20"/>
               <w:jc w:val="center"/>
             </w:pPr>
             <w:r>
               <w:rPr>
-                <w:rFonts w:ascii="맑은 고딕" w:hAnsi="맑은 고딕" w:eastAsia="맑은 고딕"/>
+                <w:rFonts w:ascii="Malgun Gothic" w:hAnsi="Malgun Gothic" w:eastAsia="Malgun Gothic" w:cs="Malgun Gothic"/>
                 <w:b w:val="0"/>
                 <w:sz w:val="26"/>
-                <w:u w:val="none"/>
               </w:rPr>
               <w:t>남길지 각자에게 묻고,</w:t>
             </w:r>
           </w:p>
           <w:p>
             <w:pPr>
-              <w:spacing w:before="40" w:after="40"/>
+              <w:spacing w:after="20"/>
               <w:jc w:val="center"/>
             </w:pPr>
             <w:r>
               <w:rPr>
-                <w:rFonts w:ascii="맑은 고딕" w:hAnsi="맑은 고딕" w:eastAsia="맑은 고딕"/>
+                <w:rFonts w:ascii="Malgun Gothic" w:hAnsi="Malgun Gothic" w:eastAsia="Malgun Gothic" w:cs="Malgun Gothic"/>
                 <w:b w:val="0"/>
                 <w:sz w:val="26"/>
-                <w:u w:val="none"/>
               </w:rPr>
               <w:t>「싫다」고 한 사람 사진만 뺀다.</w:t>
             </w:r>
@@ -171,54 +176,57 @@
       </w:tr>
       <w:tr>
         <w:trPr>
-          <w:trHeight w:val="4100" w:hRule="atLeast"/>
+          <w:trHeight w:val="3900" w:hRule="atLeast"/>
         </w:trPr>
         <w:tc>
           <w:tcPr>
-            <w:tcW w:type="dxa" w:w="4950"/>
+            <w:tcW w:type="dxa" w:w="4650"/>
+            <w:tcMar>
+              <w:top w:type="dxa" w:w="90"/>
+              <w:left w:type="dxa" w:w="130"/>
+              <w:bottom w:type="dxa" w:w="90"/>
+              <w:right w:type="dxa" w:w="130"/>
+            </w:tcMar>
           </w:tcPr>
           <w:p>
             <w:pPr>
-              <w:spacing w:before="320" w:after="200"/>
+              <w:spacing w:before="280" w:after="160"/>
               <w:jc w:val="center"/>
             </w:pPr>
-            <w:r/>
             <w:r>
               <w:rPr>
-                <w:rFonts w:ascii="맑은 고딕" w:hAnsi="맑은 고딕" w:eastAsia="맑은 고딕"/>
+                <w:rFonts w:ascii="Malgun Gothic" w:hAnsi="Malgun Gothic" w:eastAsia="Malgun Gothic" w:cs="Malgun Gothic"/>
                 <w:b/>
+                <w:color w:val="1D4ED8"/>
                 <w:sz w:val="30"/>
-                <w:u w:val="none"/>
               </w:rPr>
               <w:t>카드 C</w:t>
             </w:r>
           </w:p>
           <w:p>
             <w:pPr>
-              <w:spacing w:before="40" w:after="40"/>
+              <w:spacing w:after="20"/>
               <w:jc w:val="center"/>
             </w:pPr>
             <w:r>
               <w:rPr>
-                <w:rFonts w:ascii="맑은 고딕" w:hAnsi="맑은 고딕" w:eastAsia="맑은 고딕"/>
+                <w:rFonts w:ascii="Malgun Gothic" w:hAnsi="Malgun Gothic" w:eastAsia="Malgun Gothic" w:cs="Malgun Gothic"/>
                 <w:b w:val="0"/>
                 <w:sz w:val="26"/>
-                <w:u w:val="none"/>
               </w:rPr>
               <w:t>얼굴을 가리거나</w:t>
             </w:r>
           </w:p>
           <w:p>
             <w:pPr>
-              <w:spacing w:before="40" w:after="40"/>
+              <w:spacing w:after="20"/>
               <w:jc w:val="center"/>
             </w:pPr>
             <w:r>
               <w:rPr>
-                <w:rFonts w:ascii="맑은 고딕" w:hAnsi="맑은 고딕" w:eastAsia="맑은 고딕"/>
+                <w:rFonts w:ascii="Malgun Gothic" w:hAnsi="Malgun Gothic" w:eastAsia="Malgun Gothic" w:cs="Malgun Gothic"/>
                 <w:b w:val="0"/>
                 <w:sz w:val="26"/>
-                <w:u w:val="none"/>
               </w:rPr>
               <w:t>모션(관절)만 남긴다.</w:t>
             </w:r>
@@ -226,106 +234,126 @@
         </w:tc>
         <w:tc>
           <w:tcPr>
-            <w:tcW w:type="dxa" w:w="4950"/>
+            <w:tcW w:type="dxa" w:w="4650"/>
+            <w:tcMar>
+              <w:top w:type="dxa" w:w="90"/>
+              <w:left w:type="dxa" w:w="130"/>
+              <w:bottom w:type="dxa" w:w="90"/>
+              <w:right w:type="dxa" w:w="130"/>
+            </w:tcMar>
           </w:tcPr>
           <w:p>
             <w:pPr>
-              <w:spacing w:before="320" w:after="200"/>
+              <w:spacing w:before="280" w:after="160"/>
               <w:jc w:val="center"/>
             </w:pPr>
-            <w:r/>
             <w:r>
               <w:rPr>
-                <w:rFonts w:ascii="맑은 고딕" w:hAnsi="맑은 고딕" w:eastAsia="맑은 고딕"/>
+                <w:rFonts w:ascii="Malgun Gothic" w:hAnsi="Malgun Gothic" w:eastAsia="Malgun Gothic" w:cs="Malgun Gothic"/>
                 <w:b/>
+                <w:color w:val="1D4ED8"/>
                 <w:sz w:val="30"/>
-                <w:u w:val="none"/>
               </w:rPr>
               <w:t>카드 D</w:t>
             </w:r>
           </w:p>
           <w:p>
             <w:pPr>
-              <w:spacing w:before="40" w:after="40"/>
+              <w:spacing w:after="20"/>
               <w:jc w:val="center"/>
             </w:pPr>
             <w:r>
               <w:rPr>
-                <w:rFonts w:ascii="맑은 고딕" w:hAnsi="맑은 고딕" w:eastAsia="맑은 고딕"/>
+                <w:rFonts w:ascii="Malgun Gothic" w:hAnsi="Malgun Gothic" w:eastAsia="Malgun Gothic" w:cs="Malgun Gothic"/>
                 <w:b w:val="0"/>
                 <w:sz w:val="26"/>
-                <w:u w:val="none"/>
               </w:rPr>
               <w:t>조건을 붙여 넘긴다.</w:t>
             </w:r>
           </w:p>
           <w:p>
             <w:pPr>
-              <w:spacing w:before="40" w:after="40"/>
+              <w:spacing w:after="20"/>
               <w:jc w:val="center"/>
             </w:pPr>
             <w:r>
               <w:rPr>
-                <w:rFonts w:ascii="맑은 고딕" w:hAnsi="맑은 고딕" w:eastAsia="맑은 고딕"/>
+                <w:rFonts w:ascii="Malgun Gothic" w:hAnsi="Malgun Gothic" w:eastAsia="Malgun Gothic" w:cs="Malgun Gothic"/>
                 <w:b w:val="0"/>
                 <w:sz w:val="26"/>
-                <w:u w:val="none"/>
               </w:rPr>
-              <w:t>이 수업에만, 몇 년까지, 다른 데 못 쓴다.</w:t>
+              <w:t>이 수업에만, 몇 년까지,</w:t>
+            </w:r>
+          </w:p>
+          <w:p>
+            <w:pPr>
+              <w:spacing w:after="20"/>
+              <w:jc w:val="center"/>
+            </w:pPr>
+            <w:r>
+              <w:rPr>
+                <w:rFonts w:ascii="Malgun Gothic" w:hAnsi="Malgun Gothic" w:eastAsia="Malgun Gothic" w:cs="Malgun Gothic"/>
+                <w:b w:val="0"/>
+                <w:sz w:val="26"/>
+              </w:rPr>
+              <w:t>다른 데 못 쓴다.</w:t>
             </w:r>
           </w:p>
         </w:tc>
       </w:tr>
       <w:tr>
         <w:trPr>
-          <w:trHeight w:val="4100" w:hRule="atLeast"/>
+          <w:trHeight w:val="3900" w:hRule="atLeast"/>
         </w:trPr>
         <w:tc>
           <w:tcPr>
-            <w:tcW w:type="dxa" w:w="4950"/>
+            <w:tcW w:type="dxa" w:w="4650"/>
+            <w:tcMar>
+              <w:top w:type="dxa" w:w="90"/>
+              <w:left w:type="dxa" w:w="130"/>
+              <w:bottom w:type="dxa" w:w="90"/>
+              <w:right w:type="dxa" w:w="130"/>
+            </w:tcMar>
           </w:tcPr>
           <w:p>
             <w:pPr>
-              <w:spacing w:before="320" w:after="200"/>
+              <w:spacing w:before="280" w:after="160"/>
               <w:jc w:val="center"/>
             </w:pPr>
-            <w:r/>
             <w:r>
               <w:rPr>
-                <w:rFonts w:ascii="맑은 고딕" w:hAnsi="맑은 고딕" w:eastAsia="맑은 고딕"/>
+                <w:rFonts w:ascii="Malgun Gothic" w:hAnsi="Malgun Gothic" w:eastAsia="Malgun Gothic" w:cs="Malgun Gothic"/>
                 <w:b/>
+                <w:color w:val="1D4ED8"/>
                 <w:sz w:val="30"/>
-                <w:u w:val="none"/>
               </w:rPr>
               <w:t>카드 E</w:t>
             </w:r>
           </w:p>
           <w:p>
             <w:pPr>
-              <w:spacing w:before="40" w:after="40"/>
+              <w:spacing w:after="20"/>
               <w:jc w:val="center"/>
             </w:pPr>
             <w:r>
               <w:rPr>
-                <w:rFonts w:ascii="맑은 고딕" w:hAnsi="맑은 고딕" w:eastAsia="맑은 고딕"/>
+                <w:rFonts w:ascii="Malgun Gothic" w:hAnsi="Malgun Gothic" w:eastAsia="Malgun Gothic" w:cs="Malgun Gothic"/>
                 <w:b w:val="0"/>
                 <w:sz w:val="26"/>
-                <w:u w:val="none"/>
               </w:rPr>
               <w:t>학생 사진은 안 남기고,</w:t>
             </w:r>
           </w:p>
           <w:p>
             <w:pPr>
-              <w:spacing w:before="40" w:after="40"/>
+              <w:spacing w:after="20"/>
               <w:jc w:val="center"/>
             </w:pPr>
             <w:r>
               <w:rPr>
-                <w:rFonts w:ascii="맑은 고딕" w:hAnsi="맑은 고딕" w:eastAsia="맑은 고딕"/>
+                <w:rFonts w:ascii="Malgun Gothic" w:hAnsi="Malgun Gothic" w:eastAsia="Malgun Gothic" w:cs="Malgun Gothic"/>
                 <w:b w:val="0"/>
                 <w:sz w:val="26"/>
-                <w:u w:val="none"/>
               </w:rPr>
               <w:t>선생님이 자기 몸으로 만든 것을 쓴다.</w:t>
             </w:r>
@@ -333,136 +361,220 @@
         </w:tc>
         <w:tc>
           <w:tcPr>
-            <w:tcW w:type="dxa" w:w="4950"/>
+            <w:tcW w:type="dxa" w:w="4650"/>
+            <w:tcMar>
+              <w:top w:type="dxa" w:w="90"/>
+              <w:left w:type="dxa" w:w="130"/>
+              <w:bottom w:type="dxa" w:w="90"/>
+              <w:right w:type="dxa" w:w="130"/>
+            </w:tcMar>
           </w:tcPr>
           <w:p>
             <w:pPr>
-              <w:spacing w:before="200" w:after="120"/>
+              <w:spacing w:before="160" w:after="100"/>
               <w:jc w:val="center"/>
             </w:pPr>
-            <w:r/>
             <w:r>
               <w:rPr>
-                <w:rFonts w:ascii="맑은 고딕" w:hAnsi="맑은 고딕" w:eastAsia="맑은 고딕"/>
+                <w:rFonts w:ascii="Malgun Gothic" w:hAnsi="Malgun Gothic" w:eastAsia="Malgun Gothic" w:cs="Malgun Gothic"/>
                 <w:b/>
+                <w:color w:val="1D4ED8"/>
                 <w:sz w:val="26"/>
-                <w:u w:val="none"/>
               </w:rPr>
               <w:t>빈 카드 — 우리가 만든 방안</w:t>
             </w:r>
           </w:p>
-          <w:p>
-            <w:pPr>
-              <w:spacing w:before="40" w:after="0"/>
-            </w:pPr>
-            <w:r>
-              <w:rPr>
-                <w:rFonts w:ascii="맑은 고딕" w:hAnsi="맑은 고딕" w:eastAsia="맑은 고딕"/>
-                <w:b/>
-                <w:sz w:val="21"/>
-                <w:u w:val="none"/>
-              </w:rPr>
-              <w:t>방안</w:t>
-            </w:r>
-          </w:p>
-          <w:p>
-            <w:pPr>
-              <w:pBdr>
-                <w:bottom w:val="single" w:sz="4" w:color="999999"/>
-              </w:pBdr>
-              <w:spacing w:before="140" w:after="140"/>
-            </w:pPr>
-            <w:r>
-              <w:rPr>
-                <w:rFonts w:ascii="맑은 고딕" w:hAnsi="맑은 고딕" w:eastAsia="맑은 고딕"/>
-                <w:b w:val="0"/>
-                <w:sz w:val="22"/>
-                <w:u w:val="none"/>
-              </w:rPr>
-            </w:r>
-          </w:p>
-          <w:p>
-            <w:pPr>
-              <w:pBdr>
-                <w:bottom w:val="single" w:sz="4" w:color="999999"/>
-              </w:pBdr>
-              <w:spacing w:before="140" w:after="140"/>
-            </w:pPr>
-            <w:r>
-              <w:rPr>
-                <w:rFonts w:ascii="맑은 고딕" w:hAnsi="맑은 고딕" w:eastAsia="맑은 고딕"/>
-                <w:b w:val="0"/>
-                <w:sz w:val="22"/>
-                <w:u w:val="none"/>
-              </w:rPr>
-            </w:r>
-          </w:p>
-          <w:p>
-            <w:pPr>
-              <w:spacing w:before="120" w:after="0"/>
-            </w:pPr>
-            <w:r>
-              <w:rPr>
-                <w:rFonts w:ascii="맑은 고딕" w:hAnsi="맑은 고딕" w:eastAsia="맑은 고딕"/>
-                <w:b/>
-                <w:sz w:val="21"/>
-                <w:u w:val="none"/>
-              </w:rPr>
-              <w:t>이 카드가 깎는 것</w:t>
-            </w:r>
-          </w:p>
-          <w:p>
-            <w:pPr>
-              <w:spacing w:before="0" w:after="0"/>
-            </w:pPr>
-            <w:r>
-              <w:rPr>
-                <w:rFonts w:ascii="맑은 고딕" w:hAnsi="맑은 고딕" w:eastAsia="맑은 고딕"/>
-                <w:b w:val="0"/>
-                <w:sz w:val="18"/>
-                <w:u w:val="none"/>
-              </w:rPr>
-              <w:t>(이 칸을 못 채우면 미완성입니다.)</w:t>
-            </w:r>
-          </w:p>
-          <w:p>
-            <w:pPr>
-              <w:pBdr>
-                <w:bottom w:val="single" w:sz="4" w:color="999999"/>
-              </w:pBdr>
-              <w:spacing w:before="140" w:after="140"/>
-            </w:pPr>
-            <w:r>
-              <w:rPr>
-                <w:rFonts w:ascii="맑은 고딕" w:hAnsi="맑은 고딕" w:eastAsia="맑은 고딕"/>
-                <w:b w:val="0"/>
-                <w:sz w:val="22"/>
-                <w:u w:val="none"/>
-              </w:rPr>
-            </w:r>
-          </w:p>
-          <w:p>
-            <w:pPr>
-              <w:pBdr>
-                <w:bottom w:val="single" w:sz="4" w:color="999999"/>
-              </w:pBdr>
-              <w:spacing w:before="140" w:after="140"/>
-            </w:pPr>
-            <w:r>
-              <w:rPr>
-                <w:rFonts w:ascii="맑은 고딕" w:hAnsi="맑은 고딕" w:eastAsia="맑은 고딕"/>
-                <w:b w:val="0"/>
-                <w:sz w:val="22"/>
-                <w:u w:val="none"/>
-              </w:rPr>
-            </w:r>
-          </w:p>
+          <w:tbl>
+            <w:tblPr>
+              <w:tblW w:type="dxa" w:w="4250"/>
+              <w:tblLook w:firstColumn="1" w:firstRow="1" w:lastColumn="0" w:lastRow="0" w:noHBand="0" w:noVBand="1" w:val="04A0"/>
+              <w:tblBorders>
+                <w:top w:val="single" w:color="auto" w:sz="4"/>
+                <w:left w:val="single" w:color="auto" w:sz="4"/>
+                <w:bottom w:val="single" w:color="auto" w:sz="4"/>
+                <w:right w:val="single" w:color="auto" w:sz="4"/>
+                <w:insideH w:val="single" w:color="auto" w:sz="4"/>
+                <w:insideV w:val="single" w:color="auto" w:sz="4"/>
+              </w:tblBorders>
+            </w:tblPr>
+            <w:tblGrid>
+              <w:gridCol w:w="4250"/>
+            </w:tblGrid>
+            <w:tr>
+              <w:tc>
+                <w:tcPr>
+                  <w:tcW w:type="dxa" w:w="4250"/>
+                  <w:tcMar>
+                    <w:top w:type="dxa" w:w="90"/>
+                    <w:left w:type="dxa" w:w="130"/>
+                    <w:bottom w:type="dxa" w:w="90"/>
+                    <w:right w:type="dxa" w:w="130"/>
+                  </w:tcMar>
+                  <w:shd w:val="clear" w:fill="EFF4FB"/>
+                </w:tcPr>
+                <w:p>
+                  <w:pPr>
+                    <w:spacing w:after="0"/>
+                  </w:pPr>
+                  <w:r>
+                    <w:rPr>
+                      <w:rFonts w:ascii="Malgun Gothic" w:hAnsi="Malgun Gothic" w:eastAsia="Malgun Gothic" w:cs="Malgun Gothic"/>
+                      <w:b/>
+                      <w:sz w:val="20"/>
+                    </w:rPr>
+                    <w:t>방안</w:t>
+                  </w:r>
+                </w:p>
+              </w:tc>
+            </w:tr>
+            <w:tr>
+              <w:tc>
+                <w:tcPr>
+                  <w:tcW w:type="dxa" w:w="4250"/>
+                  <w:tcMar>
+                    <w:top w:type="dxa" w:w="90"/>
+                    <w:left w:type="dxa" w:w="130"/>
+                    <w:bottom w:type="dxa" w:w="90"/>
+                    <w:right w:type="dxa" w:w="130"/>
+                  </w:tcMar>
+                </w:tcPr>
+                <w:p>
+                  <w:pPr>
+                    <w:spacing w:after="0"/>
+                  </w:pPr>
+                  <w:r>
+                    <w:rPr>
+                      <w:rFonts w:ascii="Malgun Gothic" w:hAnsi="Malgun Gothic" w:eastAsia="Malgun Gothic" w:cs="Malgun Gothic"/>
+                      <w:b w:val="0"/>
+                      <w:sz w:val="20"/>
+                    </w:rPr>
+                    <w:t/>
+                  </w:r>
+                </w:p>
+                <w:p>
+                  <w:pPr>
+                    <w:spacing w:after="0"/>
+                  </w:pPr>
+                  <w:r>
+                    <w:rPr>
+                      <w:rFonts w:ascii="Malgun Gothic" w:hAnsi="Malgun Gothic" w:eastAsia="Malgun Gothic" w:cs="Malgun Gothic"/>
+                      <w:b w:val="0"/>
+                      <w:sz w:val="20"/>
+                    </w:rPr>
+                    <w:t/>
+                  </w:r>
+                </w:p>
+                <w:p>
+                  <w:pPr>
+                    <w:spacing w:after="0"/>
+                  </w:pPr>
+                  <w:r>
+                    <w:rPr>
+                      <w:rFonts w:ascii="Malgun Gothic" w:hAnsi="Malgun Gothic" w:eastAsia="Malgun Gothic" w:cs="Malgun Gothic"/>
+                      <w:b w:val="0"/>
+                      <w:sz w:val="20"/>
+                    </w:rPr>
+                    <w:t/>
+                  </w:r>
+                </w:p>
+              </w:tc>
+            </w:tr>
+            <w:tr>
+              <w:tc>
+                <w:tcPr>
+                  <w:tcW w:type="dxa" w:w="4250"/>
+                  <w:tcMar>
+                    <w:top w:type="dxa" w:w="90"/>
+                    <w:left w:type="dxa" w:w="130"/>
+                    <w:bottom w:type="dxa" w:w="90"/>
+                    <w:right w:type="dxa" w:w="130"/>
+                  </w:tcMar>
+                  <w:shd w:val="clear" w:fill="EFF4FB"/>
+                </w:tcPr>
+                <w:p>
+                  <w:pPr>
+                    <w:spacing w:after="0"/>
+                  </w:pPr>
+                  <w:r>
+                    <w:rPr>
+                      <w:rFonts w:ascii="Malgun Gothic" w:hAnsi="Malgun Gothic" w:eastAsia="Malgun Gothic" w:cs="Malgun Gothic"/>
+                      <w:b/>
+                      <w:sz w:val="20"/>
+                    </w:rPr>
+                    <w:t>이 카드가 깎는 것</w:t>
+                  </w:r>
+                  <w:r>
+                    <w:rPr>
+                      <w:rFonts w:ascii="Malgun Gothic" w:hAnsi="Malgun Gothic" w:eastAsia="Malgun Gothic" w:cs="Malgun Gothic"/>
+                      <w:b w:val="0"/>
+                      <w:color w:val="64748B"/>
+                      <w:sz w:val="17"/>
+                    </w:rPr>
+                    <w:t xml:space="preserve">   (못 채우면 미완성입니다)</w:t>
+                  </w:r>
+                </w:p>
+              </w:tc>
+            </w:tr>
+            <w:tr>
+              <w:tc>
+                <w:tcPr>
+                  <w:tcW w:type="dxa" w:w="4250"/>
+                  <w:tcMar>
+                    <w:top w:type="dxa" w:w="90"/>
+                    <w:left w:type="dxa" w:w="130"/>
+                    <w:bottom w:type="dxa" w:w="90"/>
+                    <w:right w:type="dxa" w:w="130"/>
+                  </w:tcMar>
+                </w:tcPr>
+                <w:p>
+                  <w:pPr>
+                    <w:spacing w:after="0"/>
+                  </w:pPr>
+                  <w:r>
+                    <w:rPr>
+                      <w:rFonts w:ascii="Malgun Gothic" w:hAnsi="Malgun Gothic" w:eastAsia="Malgun Gothic" w:cs="Malgun Gothic"/>
+                      <w:b w:val="0"/>
+                      <w:sz w:val="20"/>
+                    </w:rPr>
+                    <w:t/>
+                  </w:r>
+                </w:p>
+                <w:p>
+                  <w:pPr>
+                    <w:spacing w:after="0"/>
+                  </w:pPr>
+                  <w:r>
+                    <w:rPr>
+                      <w:rFonts w:ascii="Malgun Gothic" w:hAnsi="Malgun Gothic" w:eastAsia="Malgun Gothic" w:cs="Malgun Gothic"/>
+                      <w:b w:val="0"/>
+                      <w:sz w:val="20"/>
+                    </w:rPr>
+                    <w:t/>
+                  </w:r>
+                </w:p>
+                <w:p>
+                  <w:pPr>
+                    <w:spacing w:after="0"/>
+                  </w:pPr>
+                  <w:r>
+                    <w:rPr>
+                      <w:rFonts w:ascii="Malgun Gothic" w:hAnsi="Malgun Gothic" w:eastAsia="Malgun Gothic" w:cs="Malgun Gothic"/>
+                      <w:b w:val="0"/>
+                      <w:sz w:val="20"/>
+                    </w:rPr>
+                    <w:t/>
+                  </w:r>
+                </w:p>
+              </w:tc>
+            </w:tr>
+          </w:tbl>
+          <w:p/>
         </w:tc>
       </w:tr>
     </w:tbl>
     <w:sectPr>
       <w:pgSz w:w="11906" w:h="16838"/>
-      <w:pgMar w:top="700" w:right="1000" w:bottom="700" w:left="1000" w:header="720" w:footer="720" w:gutter="0"/>
+      <w:pgMar w:top="1440" w:right="1440" w:bottom="1440" w:left="1440" w:header="720" w:footer="720" w:gutter="0"/>
       <w:cols w:space="720"/>
       <w:docGrid w:linePitch="360"/>
     </w:sectPr>
@@ -833,13 +945,6 @@
     <w:name w:val="Normal"/>
     <w:qFormat/>
     <w:rsid w:val="00FC693F"/>
-    <w:pPr>
-      <w:spacing w:before="0" w:after="60" w:line="276" w:lineRule="auto"/>
-    </w:pPr>
-    <w:rPr>
-      <w:rFonts w:ascii="맑은 고딕" w:hAnsi="맑은 고딕" w:eastAsia="맑은 고딕" w:cs="맑은 고딕"/>
-      <w:sz w:val="22"/>
-    </w:rPr>
   </w:style>
   <w:style w:type="paragraph" w:styleId="Header">
     <w:name w:val="header"/>

--- a/teacher/04-ai/04-ai-ethics/worksheet-04-04-ai-ethics-cards.docx
+++ b/teacher/04-ai/04-ai-ethics/worksheet-04-04-ai-ethics-cards.docx
@@ -6,6 +6,46 @@
       <w:pPr>
         <w:spacing w:after="100"/>
       </w:pPr>
+      <w:r>
+        <w:drawing>
+          <wp:inline distT="0" distB="0" distL="0" distR="0">
+            <wp:extent cx="347472" cy="347472"/>
+            <wp:effectExtent l="0" t="0" r="0" b="0"/>
+            <wp:docPr id="9001" name="단원 그림" descr=""/>
+            <wp:cNvGraphicFramePr>
+              <a:graphicFrameLocks xmlns:a="http://schemas.openxmlformats.org/drawingml/2006/main" noChangeAspect="1"/>
+            </wp:cNvGraphicFramePr>
+            <a:graphic xmlns:a="http://schemas.openxmlformats.org/drawingml/2006/main">
+              <a:graphicData uri="http://schemas.openxmlformats.org/drawingml/2006/picture">
+                <pic:pic xmlns:pic="http://schemas.openxmlformats.org/drawingml/2006/picture">
+                  <pic:nvPicPr>
+                    <pic:cNvPr id="0" name="unit-icon.png"/>
+                    <pic:cNvPicPr/>
+                  </pic:nvPicPr>
+                  <pic:blipFill>
+                    <a:blip r:embed="rIdUnitIcon"/>
+                    <a:stretch>
+                      <a:fillRect/>
+                    </a:stretch>
+                  </pic:blipFill>
+                  <pic:spPr>
+                    <a:xfrm>
+                      <a:off x="0" y="0"/>
+                      <a:ext cx="347472" cy="347472"/>
+                    </a:xfrm>
+                    <a:prstGeom prst="rect">
+                      <a:avLst/>
+                    </a:prstGeom>
+                  </pic:spPr>
+                </pic:pic>
+              </a:graphicData>
+            </a:graphic>
+          </wp:inline>
+        </w:drawing>
+      </w:r>
+      <w:r>
+        <w:t xml:space="preserve"> </w:t>
+      </w:r>
       <w:r>
         <w:rPr>
           <w:rFonts w:ascii="Malgun Gothic" w:hAnsi="Malgun Gothic" w:eastAsia="Malgun Gothic" w:cs="Malgun Gothic"/>
